--- a/backend/data/corpus/DOC-20231102-111.docx
+++ b/backend/data/corpus/DOC-20231102-111.docx
@@ -31,7 +31,7 @@
           <w:b/>
           <w:sz w:val="21"/>
         </w:rPr>
-        <w:t>HCP: Tobias Norrington, MD, Marbury Neurological Care Center, Mobile, AL (RSM)</w:t>
+        <w:t>HCP: Arvind Pemberton, MD, Saltmarsh Neurological Care Center, Madison, WI (AR)</w:t>
       </w:r>
     </w:p>
     <w:p>
@@ -46,7 +46,7 @@
         <w:rPr>
           <w:sz w:val="21"/>
         </w:rPr>
-        <w:t>Caught a fragmented window in the corridor between patients.</w:t>
+        <w:t>Monitoring intervals during titration are set by clinic routine here rather than by protocol.</w:t>
       </w:r>
     </w:p>
     <w:p>
@@ -61,7 +61,7 @@
         <w:rPr>
           <w:sz w:val="21"/>
         </w:rPr>
-        <w:t>Described how newly referred patients is triaged now compared with before.</w:t>
+        <w:t>Left it at that, with a follow-up appointment to be scheduled.</w:t>
       </w:r>
     </w:p>
     <w:p>
@@ -76,7 +76,7 @@
         <w:rPr>
           <w:sz w:val="21"/>
         </w:rPr>
-        <w:t>Asked about my travel schedule, since visits keep landing on the busiest clinic days.</w:t>
+        <w:t>Referral patterns into this clinic have changed, and the older half of the panel is a bigger share than it was.</w:t>
       </w:r>
     </w:p>
     <w:p>
@@ -91,22 +91,7 @@
         <w:rPr>
           <w:sz w:val="21"/>
         </w:rPr>
-        <w:t>Spent some time on the pediatric-to-adult transfers and how workup decisions get sequenced.</w:t>
-      </w:r>
-    </w:p>
-    <w:p>
-      <w:r>
-        <w:rPr>
-          <w:sz w:val="21"/>
-        </w:rPr>
-      </w:r>
-    </w:p>
-    <w:p>
-      <w:r>
-        <w:rPr>
-          <w:sz w:val="21"/>
-        </w:rPr>
-        <w:t>Titration habits came up in general terms; no specifics were discussed and none were offered.</w:t>
+        <w:t>Talked through the surgical workup list in general terms, without any specific case.</w:t>
       </w:r>
     </w:p>
     <w:sectPr>
